--- a/pesaje/develop/Report/LoteDniBase.docx
+++ b/pesaje/develop/Report/LoteDniBase.docx
@@ -2,7 +2,6 @@
 <file path=word/document.xml><?xml version="1.0" encoding="utf-8"?>
 <w:document xmlns:wpc="http://schemas.microsoft.com/office/word/2010/wordprocessingCanvas" xmlns:cx="http://schemas.microsoft.com/office/drawing/2014/chartex" xmlns:cx1="http://schemas.microsoft.com/office/drawing/2015/9/8/chartex" xmlns:cx2="http://schemas.microsoft.com/office/drawing/2015/10/21/chartex" xmlns:cx3="http://schemas.microsoft.com/office/drawing/2016/5/9/chartex" xmlns:cx4="http://schemas.microsoft.com/office/drawing/2016/5/10/chartex" xmlns:cx5="http://schemas.microsoft.com/office/drawing/2016/5/11/chartex" xmlns:cx6="http://schemas.microsoft.com/office/drawing/2016/5/12/chartex" xmlns:cx7="http://schemas.microsoft.com/office/drawing/2016/5/13/chartex" xmlns:cx8="http://schemas.microsoft.com/office/drawing/2016/5/14/chartex" xmlns:mc="http://schemas.openxmlformats.org/markup-compatibility/2006" xmlns:aink="http://schemas.microsoft.com/office/drawing/2016/ink" xmlns:am3d="http://schemas.microsoft.com/office/drawing/2017/model3d" xmlns:o="urn:schemas-microsoft-com:office:office" xmlns:oel="http://schemas.microsoft.com/office/2019/extlst" xmlns:r="http://schemas.openxmlformats.org/officeDocument/2006/relationships" xmlns:m="http://schemas.openxmlformats.org/officeDocument/2006/math" xmlns:v="urn:schemas-microsoft-com:vml" xmlns:wp14="http://schemas.microsoft.com/office/word/2010/wordprocessingDrawing" xmlns:wp="http://schemas.openxmlformats.org/drawingml/2006/wordprocessingDrawing" xmlns:w10="urn:schemas-microsoft-com:office:word" xmlns:w="http://schemas.openxmlformats.org/wordprocessingml/2006/main" xmlns:w14="http://schemas.microsoft.com/office/word/2010/wordml" xmlns:w15="http://schemas.microsoft.com/office/word/2012/wordml" xmlns:w16cex="http://schemas.microsoft.com/office/word/2018/wordml/cex" xmlns:w16cid="http://schemas.microsoft.com/office/word/2016/wordml/cid" xmlns:w16="http://schemas.microsoft.com/office/word/2018/wordml" xmlns:w16du="http://schemas.microsoft.com/office/word/2023/wordml/word16du" xmlns:w16sdtdh="http://schemas.microsoft.com/office/word/2020/wordml/sdtdatahash" xmlns:w16sdtfl="http://schemas.microsoft.com/office/word/2024/wordml/sdtformatlock" xmlns:w16se="http://schemas.microsoft.com/office/word/2015/wordml/symex" xmlns:wpg="http://schemas.microsoft.com/office/word/2010/wordprocessingGroup" xmlns:wpi="http://schemas.microsoft.com/office/word/2010/wordprocessingInk" xmlns:wne="http://schemas.microsoft.com/office/word/2006/wordml" xmlns:wps="http://schemas.microsoft.com/office/word/2010/wordprocessingShape" mc:Ignorable="w14 w15 w16se w16cid w16 w16cex w16sdtdh w16sdtfl w16du wp14">
   <w:body>
-    <w:p/>
     <w:tbl>
       <w:tblPr>
         <w:tblW w:w="5346" w:type="pct"/>
@@ -872,15 +871,6 @@
         </w:tc>
       </w:tr>
     </w:tbl>
-    <w:p>
-      <w:pPr>
-        <w:rPr>
-          <w:sz w:val="10"/>
-          <w:szCs w:val="10"/>
-          <w:u w:val="single"/>
-        </w:rPr>
-      </w:pPr>
-    </w:p>
     <w:p>
       <w:pPr>
         <w:rPr>
@@ -2939,6 +2929,23 @@
 </file>
 
 <file path=customXml/item1.xml><?xml version="1.0" encoding="utf-8"?>
+<?mso-contentType ?>
+<FormTemplates xmlns="http://schemas.microsoft.com/sharepoint/v3/contenttype/forms">
+  <Display>DocumentLibraryForm</Display>
+  <Edit>DocumentLibraryForm</Edit>
+  <New>DocumentLibraryForm</New>
+</FormTemplates>
+</file>
+
+<file path=customXml/item2.xml><?xml version="1.0" encoding="utf-8"?>
+<p:properties xmlns:p="http://schemas.microsoft.com/office/2006/metadata/properties" xmlns:xsi="http://www.w3.org/2001/XMLSchema-instance" xmlns:pc="http://schemas.microsoft.com/office/infopath/2007/PartnerControls">
+  <documentManagement>
+    <MediaServiceKeyPoints xmlns="71af3243-3dd4-4a8d-8c0d-dd76da1f02a5" xsi:nil="true"/>
+  </documentManagement>
+</p:properties>
+</file>
+
+<file path=customXml/item3.xml><?xml version="1.0" encoding="utf-8"?>
 <ct:contentTypeSchema xmlns:ct="http://schemas.microsoft.com/office/2006/metadata/contentType" xmlns:ma="http://schemas.microsoft.com/office/2006/metadata/properties/metaAttributes" ct:_="" ma:_="" ma:contentTypeName="Document" ma:contentTypeID="0x01010079F111ED35F8CC479449609E8A0923A6" ma:contentTypeVersion="11" ma:contentTypeDescription="Create a new document." ma:contentTypeScope="" ma:versionID="1c2eb7a32e66fb6e4260f3771546a5e2">
   <xsd:schema xmlns:xsd="http://www.w3.org/2001/XMLSchema" xmlns:xs="http://www.w3.org/2001/XMLSchema" xmlns:p="http://schemas.microsoft.com/office/2006/metadata/properties" xmlns:ns2="71af3243-3dd4-4a8d-8c0d-dd76da1f02a5" xmlns:ns3="16c05727-aa75-4e4a-9b5f-8a80a1165891" targetNamespace="http://schemas.microsoft.com/office/2006/metadata/properties" ma:root="true" ma:fieldsID="04e1f6479c48b08974ba73b5ca973489" ns2:_="" ns3:_="">
     <xsd:import namespace="71af3243-3dd4-4a8d-8c0d-dd76da1f02a5"/>
@@ -3149,24 +3156,25 @@
 </ct:contentTypeSchema>
 </file>
 
-<file path=customXml/item2.xml><?xml version="1.0" encoding="utf-8"?>
-<p:properties xmlns:p="http://schemas.microsoft.com/office/2006/metadata/properties" xmlns:xsi="http://www.w3.org/2001/XMLSchema-instance" xmlns:pc="http://schemas.microsoft.com/office/infopath/2007/PartnerControls">
-  <documentManagement>
-    <MediaServiceKeyPoints xmlns="71af3243-3dd4-4a8d-8c0d-dd76da1f02a5" xsi:nil="true"/>
-  </documentManagement>
-</p:properties>
+<file path=customXml/itemProps1.xml><?xml version="1.0" encoding="utf-8"?>
+<ds:datastoreItem xmlns:ds="http://schemas.openxmlformats.org/officeDocument/2006/customXml" ds:itemID="{BEA6D05B-AD60-405F-B8DB-FC61ABCDF8E2}">
+  <ds:schemaRefs>
+    <ds:schemaRef ds:uri="http://schemas.microsoft.com/sharepoint/v3/contenttype/forms"/>
+  </ds:schemaRefs>
+</ds:datastoreItem>
 </file>
 
-<file path=customXml/item3.xml><?xml version="1.0" encoding="utf-8"?>
-<?mso-contentType ?>
-<FormTemplates xmlns="http://schemas.microsoft.com/sharepoint/v3/contenttype/forms">
-  <Display>DocumentLibraryForm</Display>
-  <Edit>DocumentLibraryForm</Edit>
-  <New>DocumentLibraryForm</New>
-</FormTemplates>
+<file path=customXml/itemProps2.xml><?xml version="1.0" encoding="utf-8"?>
+<ds:datastoreItem xmlns:ds="http://schemas.openxmlformats.org/officeDocument/2006/customXml" ds:itemID="{B550BB7C-2FBC-4612-9ECE-2EA076035D14}">
+  <ds:schemaRefs>
+    <ds:schemaRef ds:uri="http://schemas.microsoft.com/office/2006/metadata/properties"/>
+    <ds:schemaRef ds:uri="http://schemas.microsoft.com/office/infopath/2007/PartnerControls"/>
+    <ds:schemaRef ds:uri="71af3243-3dd4-4a8d-8c0d-dd76da1f02a5"/>
+  </ds:schemaRefs>
+</ds:datastoreItem>
 </file>
 
-<file path=customXml/itemProps1.xml><?xml version="1.0" encoding="utf-8"?>
+<file path=customXml/itemProps3.xml><?xml version="1.0" encoding="utf-8"?>
 <ds:datastoreItem xmlns:ds="http://schemas.openxmlformats.org/officeDocument/2006/customXml" ds:itemID="{23573660-FE3A-4463-827C-CAE2430F8500}">
   <ds:schemaRefs>
     <ds:schemaRef ds:uri="http://schemas.microsoft.com/office/2006/metadata/contentType"/>
@@ -3183,22 +3191,4 @@
     <ds:schemaRef ds:uri="http://schemas.microsoft.com/internal/obd"/>
   </ds:schemaRefs>
 </ds:datastoreItem>
-</file>
-
-<file path=customXml/itemProps2.xml><?xml version="1.0" encoding="utf-8"?>
-<ds:datastoreItem xmlns:ds="http://schemas.openxmlformats.org/officeDocument/2006/customXml" ds:itemID="{B550BB7C-2FBC-4612-9ECE-2EA076035D14}">
-  <ds:schemaRefs>
-    <ds:schemaRef ds:uri="http://schemas.microsoft.com/office/2006/metadata/properties"/>
-    <ds:schemaRef ds:uri="http://schemas.microsoft.com/office/infopath/2007/PartnerControls"/>
-    <ds:schemaRef ds:uri="71af3243-3dd4-4a8d-8c0d-dd76da1f02a5"/>
-  </ds:schemaRefs>
-</ds:datastoreItem>
-</file>
-
-<file path=customXml/itemProps3.xml><?xml version="1.0" encoding="utf-8"?>
-<ds:datastoreItem xmlns:ds="http://schemas.openxmlformats.org/officeDocument/2006/customXml" ds:itemID="{BEA6D05B-AD60-405F-B8DB-FC61ABCDF8E2}">
-  <ds:schemaRefs>
-    <ds:schemaRef ds:uri="http://schemas.microsoft.com/sharepoint/v3/contenttype/forms"/>
-  </ds:schemaRefs>
-</ds:datastoreItem>
 </file>
--- a/pesaje/develop/Report/LoteDniBase.docx
+++ b/pesaje/develop/Report/LoteDniBase.docx
@@ -4,16 +4,8 @@
   <w:body>
     <w:tbl>
       <w:tblPr>
-        <w:tblW w:w="5346" w:type="pct"/>
-        <w:tblInd w:w="-289" w:type="dxa"/>
-        <w:tblBorders>
-          <w:top w:val="single" w:sz="4" w:space="0" w:color="auto"/>
-          <w:left w:val="single" w:sz="4" w:space="0" w:color="auto"/>
-          <w:bottom w:val="single" w:sz="4" w:space="0" w:color="auto"/>
-          <w:right w:val="single" w:sz="4" w:space="0" w:color="auto"/>
-          <w:insideH w:val="single" w:sz="4" w:space="0" w:color="auto"/>
-          <w:insideV w:val="single" w:sz="4" w:space="0" w:color="auto"/>
-        </w:tblBorders>
+        <w:tblW w:w="5529" w:type="pct"/>
+        <w:tblInd w:w="-572" w:type="dxa"/>
         <w:tblLayout w:type="fixed"/>
         <w:tblCellMar>
           <w:left w:w="0" w:type="dxa"/>
@@ -23,126 +15,52 @@
         <w:tblDescription w:val="Tabla de diseño de encabezado"/>
       </w:tblPr>
       <w:tblGrid>
-        <w:gridCol w:w="2714"/>
-        <w:gridCol w:w="1838"/>
-        <w:gridCol w:w="851"/>
-        <w:gridCol w:w="2418"/>
+        <w:gridCol w:w="2243"/>
+        <w:gridCol w:w="3119"/>
+        <w:gridCol w:w="2672"/>
       </w:tblGrid>
       <w:tr>
         <w:trPr>
-          <w:trHeight w:val="3662"/>
+          <w:trHeight w:val="1609"/>
         </w:trPr>
         <w:tc>
           <w:tcPr>
-            <w:tcW w:w="4552" w:type="dxa"/>
+            <w:tcW w:w="5362" w:type="dxa"/>
             <w:gridSpan w:val="2"/>
+            <w:tcBorders>
+              <w:top w:val="single" w:sz="24" w:space="0" w:color="auto"/>
+              <w:left w:val="single" w:sz="24" w:space="0" w:color="auto"/>
+              <w:right w:val="single" w:sz="24" w:space="0" w:color="auto"/>
+            </w:tcBorders>
           </w:tcPr>
           <w:p>
             <w:pPr>
-              <w:pStyle w:val="Informacindecontacto"/>
-              <w:ind w:right="460"/>
-              <w:rPr>
-                <w:sz w:val="48"/>
-                <w:szCs w:val="48"/>
-              </w:rPr>
-            </w:pPr>
-          </w:p>
-          <w:p>
-            <w:pPr>
-              <w:pStyle w:val="Ttulo"/>
-              <w:spacing w:before="240" w:line="360" w:lineRule="auto"/>
-              <w:ind w:right="289"/>
-              <w:rPr>
-                <w:sz w:val="48"/>
-                <w:szCs w:val="48"/>
-              </w:rPr>
-            </w:pPr>
-            <w:r>
-              <w:rPr>
-                <w:rFonts w:ascii="Arial" w:hAnsi="Arial" w:cs="Arial"/>
+              <w:spacing w:before="0" w:after="0"/>
+              <w:ind w:left="-282" w:right="395" w:firstLine="285"/>
+              <w:rPr>
+                <w:rFonts w:ascii="Aptos Black" w:hAnsi="Aptos Black"/>
                 <w:b/>
                 <w:bCs/>
-                <w:color w:val="00679A"/>
-                <w:szCs w:val="72"/>
-              </w:rPr>
-              <w:fldChar w:fldCharType="begin"/>
-            </w:r>
-            <w:r>
-              <w:rPr>
-                <w:rFonts w:ascii="Arial" w:hAnsi="Arial" w:cs="Arial"/>
-                <w:b/>
-                <w:bCs/>
-                <w:color w:val="00679A"/>
-                <w:szCs w:val="72"/>
-              </w:rPr>
-              <w:instrText xml:space="preserve"> MERGEFIELD  nro_lote  \* MERGEFORMAT </w:instrText>
-            </w:r>
-            <w:r>
-              <w:rPr>
-                <w:rFonts w:ascii="Arial" w:hAnsi="Arial" w:cs="Arial"/>
-                <w:b/>
-                <w:bCs/>
-                <w:color w:val="00679A"/>
-                <w:szCs w:val="72"/>
-              </w:rPr>
-              <w:fldChar w:fldCharType="separate"/>
-            </w:r>
-            <w:r>
-              <w:rPr>
-                <w:rFonts w:ascii="Arial" w:hAnsi="Arial" w:cs="Arial"/>
-                <w:b/>
-                <w:bCs/>
-                <w:color w:val="00679A"/>
-                <w:szCs w:val="72"/>
-              </w:rPr>
-              <w:t>«nro_lote»</w:t>
-            </w:r>
-            <w:r>
-              <w:rPr>
-                <w:rFonts w:ascii="Arial" w:hAnsi="Arial" w:cs="Arial"/>
-                <w:b/>
-                <w:bCs/>
-                <w:color w:val="00679A"/>
-                <w:szCs w:val="72"/>
-              </w:rPr>
-              <w:fldChar w:fldCharType="end"/>
-            </w:r>
-          </w:p>
-        </w:tc>
-        <w:tc>
-          <w:tcPr>
-            <w:tcW w:w="3269" w:type="dxa"/>
-            <w:gridSpan w:val="2"/>
-            <w:vAlign w:val="center"/>
-          </w:tcPr>
-          <w:p>
-            <w:pPr>
-              <w:pStyle w:val="Grfico"/>
-              <w:jc w:val="left"/>
-              <w:rPr>
-                <w:color w:val="006666" w:themeColor="accent3"/>
-                <w:sz w:val="48"/>
-                <w:szCs w:val="48"/>
+                <w:sz w:val="160"/>
+                <w:szCs w:val="160"/>
               </w:rPr>
             </w:pPr>
             <w:r>
               <w:rPr>
-                <w:rFonts w:ascii="Times New Roman" w:hAnsi="Times New Roman" w:cs="Times New Roman"/>
-                <w:sz w:val="48"/>
-                <w:szCs w:val="48"/>
+                <w:noProof/>
               </w:rPr>
               <mc:AlternateContent>
                 <mc:Choice Requires="wps">
                   <w:drawing>
-                    <wp:anchor distT="0" distB="0" distL="114300" distR="114300" simplePos="0" relativeHeight="251683840" behindDoc="0" locked="0" layoutInCell="1" allowOverlap="1" wp14:anchorId="39E9AB35" wp14:editId="71DB80CA">
+                    <wp:anchor distT="0" distB="0" distL="114300" distR="114300" simplePos="0" relativeHeight="251686912" behindDoc="0" locked="0" layoutInCell="1" allowOverlap="1" wp14:anchorId="39E9AB35" wp14:editId="6A8D7C1F">
                       <wp:simplePos x="0" y="0"/>
                       <wp:positionH relativeFrom="margin">
-                        <wp:posOffset>21590</wp:posOffset>
+                        <wp:posOffset>3400158</wp:posOffset>
                       </wp:positionH>
                       <wp:positionV relativeFrom="paragraph">
-                        <wp:posOffset>-156210</wp:posOffset>
+                        <wp:posOffset>-3945</wp:posOffset>
                       </wp:positionV>
-                      <wp:extent cx="2030095" cy="712470"/>
+                      <wp:extent cx="1640004" cy="814137"/>
                       <wp:effectExtent l="0" t="0" r="0" b="0"/>
                       <wp:wrapNone/>
                       <wp:docPr id="782399144" name="Rectángulo: esquinas redondeadas 782399144"/>
@@ -158,7 +76,7 @@
                             <wps:spPr bwMode="auto">
                               <a:xfrm>
                                 <a:off x="0" y="0"/>
-                                <a:ext cx="2030095" cy="712470"/>
+                                <a:ext cx="1640004" cy="814137"/>
                               </a:xfrm>
                               <a:prstGeom prst="roundRect">
                                 <a:avLst>
@@ -241,7 +159,7 @@
                 </mc:Choice>
                 <mc:Fallback>
                   <w:pict>
-                    <v:roundrect w14:anchorId="39E9AB35" id="Rectángulo: esquinas redondeadas 782399144" o:spid="_x0000_s1026" style="position:absolute;margin-left:1.7pt;margin-top:-12.3pt;width:159.85pt;height:56.1pt;z-index:251683840;visibility:visible;mso-wrap-style:square;mso-width-percent:0;mso-height-percent:0;mso-wrap-distance-left:9pt;mso-wrap-distance-top:0;mso-wrap-distance-right:9pt;mso-wrap-distance-bottom:0;mso-position-horizontal:absolute;mso-position-horizontal-relative:margin;mso-position-vertical:absolute;mso-position-vertical-relative:text;mso-width-percent:0;mso-height-percent:0;mso-width-relative:margin;mso-height-relative:margin;v-text-anchor:top" arcsize="10923f" o:gfxdata="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" filled="f" stroked="f">
+                    <v:roundrect w14:anchorId="39E9AB35" id="Rectángulo: esquinas redondeadas 782399144" o:spid="_x0000_s1026" style="position:absolute;left:0;text-align:left;margin-left:267.75pt;margin-top:-.3pt;width:129.15pt;height:64.1pt;z-index:251686912;visibility:visible;mso-wrap-style:square;mso-width-percent:0;mso-height-percent:0;mso-wrap-distance-left:9pt;mso-wrap-distance-top:0;mso-wrap-distance-right:9pt;mso-wrap-distance-bottom:0;mso-position-horizontal:absolute;mso-position-horizontal-relative:margin;mso-position-vertical:absolute;mso-position-vertical-relative:text;mso-width-percent:0;mso-height-percent:0;mso-width-relative:margin;mso-height-relative:margin;v-text-anchor:top" arcsize="10923f" o:gfxdata="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" filled="f" stroked="f">
                       <v:stroke joinstyle="miter"/>
                       <v:textbox>
                         <w:txbxContent>
@@ -302,21 +220,105 @@
             </w:r>
             <w:r>
               <w:rPr>
-                <w:rFonts w:ascii="Times New Roman" w:hAnsi="Times New Roman" w:cs="Times New Roman"/>
-                <w:szCs w:val="24"/>
+                <w:rFonts w:ascii="Aptos Black" w:hAnsi="Aptos Black"/>
+                <w:b/>
+                <w:bCs/>
+                <w:sz w:val="160"/>
+                <w:szCs w:val="160"/>
+              </w:rPr>
+              <w:fldChar w:fldCharType="begin"/>
+            </w:r>
+            <w:r>
+              <w:rPr>
+                <w:rFonts w:ascii="Aptos Black" w:hAnsi="Aptos Black"/>
+                <w:b/>
+                <w:bCs/>
+                <w:sz w:val="160"/>
+                <w:szCs w:val="160"/>
+              </w:rPr>
+              <w:instrText xml:space="preserve"> MERGEFIELD  nro  \* MERGEFORMAT </w:instrText>
+            </w:r>
+            <w:r>
+              <w:rPr>
+                <w:rFonts w:ascii="Aptos Black" w:hAnsi="Aptos Black"/>
+                <w:b/>
+                <w:bCs/>
+                <w:sz w:val="160"/>
+                <w:szCs w:val="160"/>
+              </w:rPr>
+              <w:fldChar w:fldCharType="separate"/>
+            </w:r>
+            <w:r>
+              <w:rPr>
+                <w:rFonts w:ascii="Aptos Black" w:hAnsi="Aptos Black"/>
+                <w:b/>
+                <w:bCs/>
+                <w:sz w:val="160"/>
+                <w:szCs w:val="160"/>
+              </w:rPr>
+              <w:t>«</w:t>
+            </w:r>
+            <w:r>
+              <w:rPr>
+                <w:rFonts w:ascii="Aptos Black" w:hAnsi="Aptos Black"/>
+                <w:b/>
+                <w:bCs/>
+                <w:sz w:val="144"/>
+                <w:szCs w:val="144"/>
+              </w:rPr>
+              <w:t>nro</w:t>
+            </w:r>
+            <w:r>
+              <w:rPr>
+                <w:rFonts w:ascii="Aptos Black" w:hAnsi="Aptos Black"/>
+                <w:b/>
+                <w:bCs/>
+                <w:sz w:val="160"/>
+                <w:szCs w:val="160"/>
+              </w:rPr>
+              <w:t>»</w:t>
+            </w:r>
+            <w:r>
+              <w:rPr>
+                <w:rFonts w:ascii="Aptos Black" w:hAnsi="Aptos Black"/>
+                <w:b/>
+                <w:bCs/>
+                <w:sz w:val="160"/>
+                <w:szCs w:val="160"/>
+              </w:rPr>
+              <w:fldChar w:fldCharType="end"/>
+            </w:r>
+          </w:p>
+        </w:tc>
+        <w:tc>
+          <w:tcPr>
+            <w:tcW w:w="2672" w:type="dxa"/>
+            <w:vMerge w:val="restart"/>
+            <w:tcBorders>
+              <w:top w:val="single" w:sz="24" w:space="0" w:color="auto"/>
+              <w:left w:val="single" w:sz="24" w:space="0" w:color="auto"/>
+              <w:bottom w:val="single" w:sz="24" w:space="0" w:color="auto"/>
+              <w:right w:val="single" w:sz="24" w:space="0" w:color="auto"/>
+            </w:tcBorders>
+            <w:vAlign w:val="center"/>
+          </w:tcPr>
+          <w:p>
+            <w:r>
+              <w:rPr>
+                <w:noProof/>
               </w:rPr>
               <mc:AlternateContent>
                 <mc:Choice Requires="wps">
                   <w:drawing>
-                    <wp:anchor distT="0" distB="0" distL="114300" distR="114300" simplePos="0" relativeHeight="251682816" behindDoc="0" locked="0" layoutInCell="1" allowOverlap="1" wp14:anchorId="59435B1C" wp14:editId="1C62E3E9">
+                    <wp:anchor distT="0" distB="0" distL="114300" distR="114300" simplePos="0" relativeHeight="251685888" behindDoc="0" locked="0" layoutInCell="1" allowOverlap="1" wp14:anchorId="59435B1C" wp14:editId="6D6BDF69">
                       <wp:simplePos x="0" y="0"/>
                       <wp:positionH relativeFrom="margin">
-                        <wp:posOffset>206375</wp:posOffset>
+                        <wp:posOffset>-357505</wp:posOffset>
                       </wp:positionH>
                       <wp:positionV relativeFrom="paragraph">
-                        <wp:posOffset>782320</wp:posOffset>
+                        <wp:posOffset>697865</wp:posOffset>
                       </wp:positionV>
-                      <wp:extent cx="1409700" cy="1240790"/>
+                      <wp:extent cx="2137410" cy="1768475"/>
                       <wp:effectExtent l="0" t="0" r="0" b="0"/>
                       <wp:wrapNone/>
                       <wp:docPr id="1729424235" name="Rectángulo: esquinas redondeadas 1729424235"/>
@@ -332,7 +334,7 @@
                             <wps:spPr bwMode="auto">
                               <a:xfrm>
                                 <a:off x="0" y="0"/>
-                                <a:ext cx="1409700" cy="1240790"/>
+                                <a:ext cx="2137410" cy="1768475"/>
                               </a:xfrm>
                               <a:prstGeom prst="roundRect">
                                 <a:avLst>
@@ -351,6 +353,7 @@
                               <w:txbxContent>
                                 <w:p>
                                   <w:pPr>
+                                    <w:ind w:left="426"/>
                                     <w:jc w:val="center"/>
                                   </w:pPr>
                                   <w:r>
@@ -414,12 +417,13 @@
                 </mc:Choice>
                 <mc:Fallback>
                   <w:pict>
-                    <v:roundrect w14:anchorId="59435B1C" id="Rectángulo: esquinas redondeadas 1729424235" o:spid="_x0000_s1027" style="position:absolute;margin-left:16.25pt;margin-top:61.6pt;width:111pt;height:97.7pt;z-index:251682816;visibility:visible;mso-wrap-style:square;mso-width-percent:0;mso-height-percent:0;mso-wrap-distance-left:9pt;mso-wrap-distance-top:0;mso-wrap-distance-right:9pt;mso-wrap-distance-bottom:0;mso-position-horizontal:absolute;mso-position-horizontal-relative:margin;mso-position-vertical:absolute;mso-position-vertical-relative:text;mso-width-percent:0;mso-height-percent:0;mso-width-relative:margin;mso-height-relative:margin;v-text-anchor:top" arcsize="10923f" o:gfxdata="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" filled="f" stroked="f">
+                    <v:roundrect w14:anchorId="59435B1C" id="Rectángulo: esquinas redondeadas 1729424235" o:spid="_x0000_s1027" style="position:absolute;margin-left:-28.15pt;margin-top:54.95pt;width:168.3pt;height:139.25pt;z-index:251685888;visibility:visible;mso-wrap-style:square;mso-width-percent:0;mso-height-percent:0;mso-wrap-distance-left:9pt;mso-wrap-distance-top:0;mso-wrap-distance-right:9pt;mso-wrap-distance-bottom:0;mso-position-horizontal:absolute;mso-position-horizontal-relative:margin;mso-position-vertical:absolute;mso-position-vertical-relative:text;mso-width-percent:0;mso-height-percent:0;mso-width-relative:margin;mso-height-relative:margin;v-text-anchor:top" arcsize="10923f" o:gfxdata="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" filled="f" stroked="f">
                       <v:stroke joinstyle="miter"/>
                       <v:textbox>
                         <w:txbxContent>
                           <w:p>
                             <w:pPr>
+                              <w:ind w:left="426"/>
                               <w:jc w:val="center"/>
                             </w:pPr>
                             <w:r>
@@ -477,96 +481,78 @@
       </w:tr>
       <w:tr>
         <w:trPr>
-          <w:trHeight w:val="546"/>
+          <w:trHeight w:val="1753"/>
         </w:trPr>
         <w:tc>
           <w:tcPr>
-            <w:tcW w:w="2714" w:type="dxa"/>
+            <w:tcW w:w="5362" w:type="dxa"/>
+            <w:gridSpan w:val="2"/>
+            <w:tcBorders>
+              <w:left w:val="single" w:sz="24" w:space="0" w:color="auto"/>
+              <w:bottom w:val="single" w:sz="24" w:space="0" w:color="auto"/>
+              <w:right w:val="single" w:sz="24" w:space="0" w:color="auto"/>
+            </w:tcBorders>
           </w:tcPr>
           <w:p>
             <w:pPr>
-              <w:pStyle w:val="Grfico"/>
-              <w:spacing w:line="276" w:lineRule="auto"/>
+              <w:tabs>
+                <w:tab w:val="left" w:pos="428"/>
+              </w:tabs>
+              <w:ind w:left="144" w:hanging="144"/>
               <w:jc w:val="center"/>
               <w:rPr>
-                <w:rFonts w:ascii="Arial" w:hAnsi="Arial" w:cs="Arial"/>
-                <w:color w:val="000000" w:themeColor="text1"/>
-                <w:sz w:val="24"/>
-                <w:szCs w:val="24"/>
-                <w14:shadow w14:blurRad="12700" w14:dist="38100" w14:dir="2700000" w14:sx="100000" w14:sy="100000" w14:kx="0" w14:ky="0" w14:algn="tl">
-                  <w14:srgbClr w14:val="000000">
-                    <w14:alpha w14:val="60000"/>
-                  </w14:srgbClr>
-                </w14:shadow>
+                <w:sz w:val="144"/>
+                <w:szCs w:val="144"/>
               </w:rPr>
             </w:pPr>
             <w:r>
               <w:rPr>
-                <w:rFonts w:ascii="Arial" w:hAnsi="Arial" w:cs="Arial"/>
-                <w:color w:val="000000" w:themeColor="text1"/>
-                <w:sz w:val="24"/>
-                <w:szCs w:val="24"/>
-                <w14:shadow w14:blurRad="12700" w14:dist="38100" w14:dir="2700000" w14:sx="100000" w14:sy="100000" w14:kx="0" w14:ky="0" w14:algn="tl">
-                  <w14:srgbClr w14:val="000000">
-                    <w14:alpha w14:val="60000"/>
-                  </w14:srgbClr>
-                </w14:shadow>
+                <w:rFonts w:ascii="Aptos Black" w:hAnsi="Aptos Black"/>
+                <w:b/>
+                <w:bCs/>
+                <w:sz w:val="144"/>
+                <w:szCs w:val="144"/>
               </w:rPr>
               <w:fldChar w:fldCharType="begin"/>
             </w:r>
             <w:r>
               <w:rPr>
-                <w:rFonts w:ascii="Arial" w:hAnsi="Arial" w:cs="Arial"/>
-                <w:color w:val="000000" w:themeColor="text1"/>
-                <w:sz w:val="24"/>
-                <w:szCs w:val="24"/>
-                <w14:shadow w14:blurRad="12700" w14:dist="38100" w14:dir="2700000" w14:sx="100000" w14:sy="100000" w14:kx="0" w14:ky="0" w14:algn="tl">
-                  <w14:srgbClr w14:val="000000">
-                    <w14:alpha w14:val="60000"/>
-                  </w14:srgbClr>
-                </w14:shadow>
-              </w:rPr>
-              <w:instrText xml:space="preserve"> MERGEFIELD  nombre_guardia  \* MERGEFORMAT </w:instrText>
-            </w:r>
-            <w:r>
-              <w:rPr>
-                <w:rFonts w:ascii="Arial" w:hAnsi="Arial" w:cs="Arial"/>
-                <w:color w:val="000000" w:themeColor="text1"/>
-                <w:sz w:val="24"/>
-                <w:szCs w:val="24"/>
-                <w14:shadow w14:blurRad="12700" w14:dist="38100" w14:dir="2700000" w14:sx="100000" w14:sy="100000" w14:kx="0" w14:ky="0" w14:algn="tl">
-                  <w14:srgbClr w14:val="000000">
-                    <w14:alpha w14:val="60000"/>
-                  </w14:srgbClr>
-                </w14:shadow>
+                <w:rFonts w:ascii="Aptos Black" w:hAnsi="Aptos Black"/>
+                <w:b/>
+                <w:bCs/>
+                <w:sz w:val="144"/>
+                <w:szCs w:val="144"/>
+              </w:rPr>
+              <w:instrText xml:space="preserve"> MERGEFIELD  nlo  \* MERGEFORMAT </w:instrText>
+            </w:r>
+            <w:r>
+              <w:rPr>
+                <w:rFonts w:ascii="Aptos Black" w:hAnsi="Aptos Black"/>
+                <w:b/>
+                <w:bCs/>
+                <w:sz w:val="144"/>
+                <w:szCs w:val="144"/>
               </w:rPr>
               <w:fldChar w:fldCharType="separate"/>
             </w:r>
             <w:r>
               <w:rPr>
-                <w:rFonts w:ascii="Arial" w:hAnsi="Arial" w:cs="Arial"/>
-                <w:color w:val="000000" w:themeColor="text1"/>
-                <w:sz w:val="24"/>
-                <w:szCs w:val="24"/>
-                <w14:shadow w14:blurRad="12700" w14:dist="38100" w14:dir="2700000" w14:sx="100000" w14:sy="100000" w14:kx="0" w14:ky="0" w14:algn="tl">
-                  <w14:srgbClr w14:val="000000">
-                    <w14:alpha w14:val="60000"/>
-                  </w14:srgbClr>
-                </w14:shadow>
-              </w:rPr>
-              <w:t>«nombre_guardia»</w:t>
-            </w:r>
-            <w:r>
-              <w:rPr>
-                <w:rFonts w:ascii="Arial" w:hAnsi="Arial" w:cs="Arial"/>
-                <w:color w:val="000000" w:themeColor="text1"/>
-                <w:sz w:val="24"/>
-                <w:szCs w:val="24"/>
-                <w14:shadow w14:blurRad="12700" w14:dist="38100" w14:dir="2700000" w14:sx="100000" w14:sy="100000" w14:kx="0" w14:ky="0" w14:algn="tl">
-                  <w14:srgbClr w14:val="000000">
-                    <w14:alpha w14:val="60000"/>
-                  </w14:srgbClr>
-                </w14:shadow>
+                <w:rFonts w:ascii="Aptos Black" w:hAnsi="Aptos Black"/>
+                <w:b/>
+                <w:bCs/>
+                <w:noProof/>
+                <w:sz w:val="144"/>
+                <w:szCs w:val="144"/>
+              </w:rPr>
+              <w:t>«nlo»</w:t>
+            </w:r>
+            <w:r>
+              <w:rPr>
+                <w:rFonts w:ascii="Aptos Black" w:hAnsi="Aptos Black"/>
+                <w:b/>
+                <w:bCs/>
+                <w:sz w:val="144"/>
+                <w:szCs w:val="144"/>
               </w:rPr>
               <w:fldChar w:fldCharType="end"/>
             </w:r>
@@ -574,298 +560,296 @@
         </w:tc>
         <w:tc>
           <w:tcPr>
-            <w:tcW w:w="2689" w:type="dxa"/>
-            <w:gridSpan w:val="2"/>
+            <w:tcW w:w="2672" w:type="dxa"/>
+            <w:vMerge/>
+            <w:tcBorders>
+              <w:top w:val="single" w:sz="24" w:space="0" w:color="auto"/>
+              <w:left w:val="single" w:sz="24" w:space="0" w:color="auto"/>
+              <w:bottom w:val="single" w:sz="24" w:space="0" w:color="auto"/>
+              <w:right w:val="single" w:sz="24" w:space="0" w:color="auto"/>
+            </w:tcBorders>
+            <w:vAlign w:val="center"/>
+          </w:tcPr>
+          <w:p/>
+        </w:tc>
+      </w:tr>
+      <w:tr>
+        <w:trPr>
+          <w:trHeight w:val="704"/>
+        </w:trPr>
+        <w:tc>
+          <w:tcPr>
+            <w:tcW w:w="2243" w:type="dxa"/>
+            <w:tcBorders>
+              <w:top w:val="single" w:sz="24" w:space="0" w:color="auto"/>
+              <w:left w:val="single" w:sz="24" w:space="0" w:color="auto"/>
+              <w:right w:val="dashed" w:sz="4" w:space="0" w:color="auto"/>
+            </w:tcBorders>
           </w:tcPr>
           <w:p>
             <w:pPr>
-              <w:pStyle w:val="Grfico"/>
-              <w:spacing w:line="276" w:lineRule="auto"/>
-              <w:jc w:val="center"/>
-              <w:rPr>
-                <w:rFonts w:ascii="Arial" w:hAnsi="Arial" w:cs="Arial"/>
-                <w:color w:val="000000" w:themeColor="text1"/>
-                <w:sz w:val="24"/>
-                <w:szCs w:val="24"/>
-                <w14:shadow w14:blurRad="12700" w14:dist="38100" w14:dir="2700000" w14:sx="100000" w14:sy="100000" w14:kx="0" w14:ky="0" w14:algn="tl">
-                  <w14:srgbClr w14:val="000000">
-                    <w14:alpha w14:val="60000"/>
-                  </w14:srgbClr>
-                </w14:shadow>
+              <w:spacing w:before="0" w:after="0"/>
+              <w:ind w:left="-282" w:firstLine="426"/>
+              <w:rPr>
+                <w:rFonts w:ascii="Aptos Black" w:hAnsi="Aptos Black"/>
+                <w:sz w:val="40"/>
+                <w:szCs w:val="40"/>
               </w:rPr>
             </w:pPr>
             <w:r>
               <w:rPr>
-                <w:rFonts w:ascii="Arial" w:hAnsi="Arial" w:cs="Arial"/>
-                <w:color w:val="000000" w:themeColor="text1"/>
-                <w:sz w:val="24"/>
-                <w:szCs w:val="24"/>
-                <w14:shadow w14:blurRad="12700" w14:dist="38100" w14:dir="2700000" w14:sx="100000" w14:sy="100000" w14:kx="0" w14:ky="0" w14:algn="tl">
-                  <w14:srgbClr w14:val="000000">
-                    <w14:alpha w14:val="60000"/>
-                  </w14:srgbClr>
-                </w14:shadow>
-              </w:rPr>
-              <w:fldChar w:fldCharType="begin"/>
-            </w:r>
-            <w:r>
-              <w:rPr>
-                <w:rFonts w:ascii="Arial" w:hAnsi="Arial" w:cs="Arial"/>
-                <w:color w:val="000000" w:themeColor="text1"/>
-                <w:sz w:val="24"/>
-                <w:szCs w:val="24"/>
-                <w14:shadow w14:blurRad="12700" w14:dist="38100" w14:dir="2700000" w14:sx="100000" w14:sy="100000" w14:kx="0" w14:ky="0" w14:algn="tl">
-                  <w14:srgbClr w14:val="000000">
-                    <w14:alpha w14:val="60000"/>
-                  </w14:srgbClr>
-                </w14:shadow>
-              </w:rPr>
-              <w:instrText xml:space="preserve"> MERGEFIELD  fecha_ingreso  \* MERGEFORMAT </w:instrText>
-            </w:r>
-            <w:r>
-              <w:rPr>
-                <w:rFonts w:ascii="Arial" w:hAnsi="Arial" w:cs="Arial"/>
-                <w:color w:val="000000" w:themeColor="text1"/>
-                <w:sz w:val="24"/>
-                <w:szCs w:val="24"/>
-                <w14:shadow w14:blurRad="12700" w14:dist="38100" w14:dir="2700000" w14:sx="100000" w14:sy="100000" w14:kx="0" w14:ky="0" w14:algn="tl">
-                  <w14:srgbClr w14:val="000000">
-                    <w14:alpha w14:val="60000"/>
-                  </w14:srgbClr>
-                </w14:shadow>
-              </w:rPr>
-              <w:fldChar w:fldCharType="separate"/>
-            </w:r>
-            <w:r>
-              <w:rPr>
-                <w:rFonts w:ascii="Arial" w:hAnsi="Arial" w:cs="Arial"/>
-                <w:color w:val="000000" w:themeColor="text1"/>
-                <w:sz w:val="24"/>
-                <w:szCs w:val="24"/>
-                <w14:shadow w14:blurRad="12700" w14:dist="38100" w14:dir="2700000" w14:sx="100000" w14:sy="100000" w14:kx="0" w14:ky="0" w14:algn="tl">
-                  <w14:srgbClr w14:val="000000">
-                    <w14:alpha w14:val="60000"/>
-                  </w14:srgbClr>
-                </w14:shadow>
-              </w:rPr>
-              <w:t>«fecha_ingreso»</w:t>
-            </w:r>
-            <w:r>
-              <w:rPr>
-                <w:rFonts w:ascii="Arial" w:hAnsi="Arial" w:cs="Arial"/>
-                <w:color w:val="000000" w:themeColor="text1"/>
-                <w:sz w:val="24"/>
-                <w:szCs w:val="24"/>
-                <w14:shadow w14:blurRad="12700" w14:dist="38100" w14:dir="2700000" w14:sx="100000" w14:sy="100000" w14:kx="0" w14:ky="0" w14:algn="tl">
-                  <w14:srgbClr w14:val="000000">
-                    <w14:alpha w14:val="60000"/>
-                  </w14:srgbClr>
-                </w14:shadow>
-              </w:rPr>
-              <w:fldChar w:fldCharType="end"/>
+                <w:rFonts w:ascii="Aptos Black" w:hAnsi="Aptos Black"/>
+                <w:b/>
+                <w:bCs/>
+                <w:sz w:val="40"/>
+                <w:szCs w:val="40"/>
+              </w:rPr>
+              <w:t>GUARDIA</w:t>
             </w:r>
           </w:p>
         </w:tc>
         <w:tc>
           <w:tcPr>
-            <w:tcW w:w="2418" w:type="dxa"/>
+            <w:tcW w:w="3119" w:type="dxa"/>
+            <w:tcBorders>
+              <w:top w:val="single" w:sz="24" w:space="0" w:color="auto"/>
+              <w:left w:val="dashed" w:sz="4" w:space="0" w:color="auto"/>
+              <w:right w:val="dashed" w:sz="4" w:space="0" w:color="auto"/>
+            </w:tcBorders>
           </w:tcPr>
           <w:p>
             <w:pPr>
-              <w:pStyle w:val="Grfico"/>
-              <w:spacing w:line="276" w:lineRule="auto"/>
-              <w:jc w:val="center"/>
-              <w:rPr>
-                <w:rFonts w:ascii="Arial" w:hAnsi="Arial" w:cs="Arial"/>
-                <w:color w:val="000000" w:themeColor="text1"/>
-                <w:sz w:val="24"/>
-                <w:szCs w:val="24"/>
-                <w14:shadow w14:blurRad="12700" w14:dist="38100" w14:dir="2700000" w14:sx="100000" w14:sy="100000" w14:kx="0" w14:ky="0" w14:algn="tl">
-                  <w14:srgbClr w14:val="000000">
-                    <w14:alpha w14:val="60000"/>
-                  </w14:srgbClr>
-                </w14:shadow>
+              <w:spacing w:before="0" w:after="0"/>
+              <w:ind w:left="-282" w:firstLine="425"/>
+              <w:rPr>
+                <w:rFonts w:ascii="Aptos Black" w:hAnsi="Aptos Black"/>
+                <w:sz w:val="40"/>
+                <w:szCs w:val="40"/>
               </w:rPr>
             </w:pPr>
             <w:r>
               <w:rPr>
-                <w:rFonts w:ascii="Arial" w:hAnsi="Arial" w:cs="Arial"/>
-                <w:color w:val="000000" w:themeColor="text1"/>
-                <w:sz w:val="24"/>
-                <w:szCs w:val="24"/>
-                <w14:shadow w14:blurRad="12700" w14:dist="38100" w14:dir="2700000" w14:sx="100000" w14:sy="100000" w14:kx="0" w14:ky="0" w14:algn="tl">
-                  <w14:srgbClr w14:val="000000">
-                    <w14:alpha w14:val="60000"/>
-                  </w14:srgbClr>
-                </w14:shadow>
-              </w:rPr>
-              <w:fldChar w:fldCharType="begin"/>
-            </w:r>
-            <w:r>
-              <w:rPr>
-                <w:rFonts w:ascii="Arial" w:hAnsi="Arial" w:cs="Arial"/>
-                <w:color w:val="000000" w:themeColor="text1"/>
-                <w:sz w:val="24"/>
-                <w:szCs w:val="24"/>
-                <w14:shadow w14:blurRad="12700" w14:dist="38100" w14:dir="2700000" w14:sx="100000" w14:sy="100000" w14:kx="0" w14:ky="0" w14:algn="tl">
-                  <w14:srgbClr w14:val="000000">
-                    <w14:alpha w14:val="60000"/>
-                  </w14:srgbClr>
-                </w14:shadow>
-              </w:rPr>
-              <w:instrText xml:space="preserve"> MERGEFIELD  cantidad_presentacion  \* MERGEFORMAT </w:instrText>
-            </w:r>
-            <w:r>
-              <w:rPr>
-                <w:rFonts w:ascii="Arial" w:hAnsi="Arial" w:cs="Arial"/>
-                <w:color w:val="000000" w:themeColor="text1"/>
-                <w:sz w:val="24"/>
-                <w:szCs w:val="24"/>
-                <w14:shadow w14:blurRad="12700" w14:dist="38100" w14:dir="2700000" w14:sx="100000" w14:sy="100000" w14:kx="0" w14:ky="0" w14:algn="tl">
-                  <w14:srgbClr w14:val="000000">
-                    <w14:alpha w14:val="60000"/>
-                  </w14:srgbClr>
-                </w14:shadow>
-              </w:rPr>
-              <w:fldChar w:fldCharType="separate"/>
-            </w:r>
-            <w:r>
-              <w:rPr>
-                <w:rFonts w:ascii="Arial" w:hAnsi="Arial" w:cs="Arial"/>
-                <w:color w:val="000000" w:themeColor="text1"/>
-                <w:sz w:val="24"/>
-                <w:szCs w:val="24"/>
-                <w14:shadow w14:blurRad="12700" w14:dist="38100" w14:dir="2700000" w14:sx="100000" w14:sy="100000" w14:kx="0" w14:ky="0" w14:algn="tl">
-                  <w14:srgbClr w14:val="000000">
-                    <w14:alpha w14:val="60000"/>
-                  </w14:srgbClr>
-                </w14:shadow>
-              </w:rPr>
-              <w:t>«cantidad_presentacion»</w:t>
-            </w:r>
-            <w:r>
-              <w:rPr>
-                <w:rFonts w:ascii="Arial" w:hAnsi="Arial" w:cs="Arial"/>
-                <w:color w:val="000000" w:themeColor="text1"/>
-                <w:sz w:val="24"/>
-                <w:szCs w:val="24"/>
-                <w14:shadow w14:blurRad="12700" w14:dist="38100" w14:dir="2700000" w14:sx="100000" w14:sy="100000" w14:kx="0" w14:ky="0" w14:algn="tl">
-                  <w14:srgbClr w14:val="000000">
-                    <w14:alpha w14:val="60000"/>
-                  </w14:srgbClr>
-                </w14:shadow>
-              </w:rPr>
-              <w:fldChar w:fldCharType="end"/>
+                <w:rFonts w:ascii="Aptos Black" w:hAnsi="Aptos Black"/>
+                <w:b/>
+                <w:bCs/>
+                <w:sz w:val="40"/>
+                <w:szCs w:val="40"/>
+              </w:rPr>
+              <w:t>FECHA Y HORA</w:t>
+            </w:r>
+          </w:p>
+        </w:tc>
+        <w:tc>
+          <w:tcPr>
+            <w:tcW w:w="2672" w:type="dxa"/>
+            <w:tcBorders>
+              <w:top w:val="single" w:sz="24" w:space="0" w:color="auto"/>
+              <w:left w:val="dashed" w:sz="4" w:space="0" w:color="auto"/>
+              <w:right w:val="single" w:sz="24" w:space="0" w:color="auto"/>
+            </w:tcBorders>
+          </w:tcPr>
+          <w:p>
+            <w:pPr>
+              <w:spacing w:before="0" w:after="0"/>
+              <w:ind w:left="422" w:hanging="265"/>
+              <w:rPr>
+                <w:rFonts w:ascii="Aptos Black" w:hAnsi="Aptos Black"/>
+                <w:sz w:val="40"/>
+                <w:szCs w:val="40"/>
+              </w:rPr>
+            </w:pPr>
+            <w:proofErr w:type="spellStart"/>
+            <w:r>
+              <w:rPr>
+                <w:rFonts w:ascii="Aptos Black" w:hAnsi="Aptos Black"/>
+                <w:b/>
+                <w:bCs/>
+                <w:sz w:val="40"/>
+                <w:szCs w:val="40"/>
+              </w:rPr>
+              <w:t>N°</w:t>
+            </w:r>
+            <w:proofErr w:type="spellEnd"/>
+            <w:r>
+              <w:rPr>
+                <w:rFonts w:ascii="Aptos Black" w:hAnsi="Aptos Black"/>
+                <w:b/>
+                <w:bCs/>
+                <w:sz w:val="40"/>
+                <w:szCs w:val="40"/>
+              </w:rPr>
+              <w:t xml:space="preserve"> SACOS</w:t>
             </w:r>
           </w:p>
         </w:tc>
       </w:tr>
       <w:tr>
         <w:trPr>
-          <w:trHeight w:val="437"/>
+          <w:trHeight w:val="763"/>
         </w:trPr>
         <w:tc>
           <w:tcPr>
-            <w:tcW w:w="2714" w:type="dxa"/>
+            <w:tcW w:w="2243" w:type="dxa"/>
+            <w:tcBorders>
+              <w:left w:val="single" w:sz="24" w:space="0" w:color="auto"/>
+              <w:bottom w:val="single" w:sz="24" w:space="0" w:color="auto"/>
+              <w:right w:val="dashed" w:sz="4" w:space="0" w:color="auto"/>
+            </w:tcBorders>
           </w:tcPr>
           <w:p>
             <w:pPr>
-              <w:pStyle w:val="Grfico"/>
-              <w:ind w:left="723" w:right="707"/>
+              <w:ind w:left="144"/>
               <w:jc w:val="center"/>
               <w:rPr>
-                <w:rFonts w:ascii="Arial" w:hAnsi="Arial" w:cs="Arial"/>
-                <w:b/>
-                <w:bCs/>
-                <w:color w:val="00679A"/>
-                <w:sz w:val="24"/>
-                <w:szCs w:val="24"/>
+                <w:sz w:val="40"/>
+                <w:szCs w:val="40"/>
               </w:rPr>
             </w:pPr>
             <w:r>
               <w:rPr>
-                <w:rFonts w:ascii="Arial" w:hAnsi="Arial" w:cs="Arial"/>
-                <w:b/>
-                <w:bCs/>
-                <w:color w:val="00679A"/>
-                <w:sz w:val="24"/>
-                <w:szCs w:val="24"/>
-              </w:rPr>
-              <w:t>GUARDIA</w:t>
+                <w:sz w:val="40"/>
+                <w:szCs w:val="40"/>
+              </w:rPr>
+              <w:fldChar w:fldCharType="begin"/>
+            </w:r>
+            <w:r>
+              <w:rPr>
+                <w:sz w:val="40"/>
+                <w:szCs w:val="40"/>
+              </w:rPr>
+              <w:instrText xml:space="preserve"> MERGEFIELD  nombre_guardia  \* MERGEFORMAT </w:instrText>
+            </w:r>
+            <w:r>
+              <w:rPr>
+                <w:sz w:val="40"/>
+                <w:szCs w:val="40"/>
+              </w:rPr>
+              <w:fldChar w:fldCharType="separate"/>
+            </w:r>
+            <w:r>
+              <w:rPr>
+                <w:sz w:val="40"/>
+                <w:szCs w:val="40"/>
+              </w:rPr>
+              <w:t>«nombre_guardia»</w:t>
+            </w:r>
+            <w:r>
+              <w:rPr>
+                <w:sz w:val="40"/>
+                <w:szCs w:val="40"/>
+              </w:rPr>
+              <w:fldChar w:fldCharType="end"/>
             </w:r>
           </w:p>
         </w:tc>
         <w:tc>
           <w:tcPr>
-            <w:tcW w:w="2689" w:type="dxa"/>
-            <w:gridSpan w:val="2"/>
+            <w:tcW w:w="3119" w:type="dxa"/>
+            <w:tcBorders>
+              <w:left w:val="dashed" w:sz="4" w:space="0" w:color="auto"/>
+              <w:bottom w:val="single" w:sz="24" w:space="0" w:color="auto"/>
+              <w:right w:val="dashed" w:sz="4" w:space="0" w:color="auto"/>
+            </w:tcBorders>
           </w:tcPr>
           <w:p>
             <w:pPr>
-              <w:pStyle w:val="Grfico"/>
-              <w:ind w:right="405"/>
+              <w:ind w:left="138"/>
               <w:jc w:val="center"/>
               <w:rPr>
-                <w:rFonts w:ascii="Arial" w:hAnsi="Arial" w:cs="Arial"/>
-                <w:b/>
-                <w:bCs/>
-                <w:color w:val="00679A"/>
-                <w:sz w:val="24"/>
-                <w:szCs w:val="24"/>
+                <w:sz w:val="40"/>
+                <w:szCs w:val="40"/>
               </w:rPr>
             </w:pPr>
             <w:r>
               <w:rPr>
-                <w:rFonts w:ascii="Arial" w:hAnsi="Arial" w:cs="Arial"/>
-                <w:b/>
-                <w:bCs/>
-                <w:color w:val="00679A"/>
-                <w:sz w:val="24"/>
-                <w:szCs w:val="24"/>
-              </w:rPr>
-              <w:t>FECHA Y HORA</w:t>
+                <w:sz w:val="40"/>
+                <w:szCs w:val="40"/>
+              </w:rPr>
+              <w:fldChar w:fldCharType="begin"/>
+            </w:r>
+            <w:r>
+              <w:rPr>
+                <w:sz w:val="40"/>
+                <w:szCs w:val="40"/>
+              </w:rPr>
+              <w:instrText xml:space="preserve"> MERGEFIELD  fecha_ingreso  \* MERGEFORMAT </w:instrText>
+            </w:r>
+            <w:r>
+              <w:rPr>
+                <w:sz w:val="40"/>
+                <w:szCs w:val="40"/>
+              </w:rPr>
+              <w:fldChar w:fldCharType="separate"/>
+            </w:r>
+            <w:r>
+              <w:rPr>
+                <w:noProof/>
+                <w:sz w:val="40"/>
+                <w:szCs w:val="40"/>
+              </w:rPr>
+              <w:t>«fecha_ingreso»</w:t>
+            </w:r>
+            <w:r>
+              <w:rPr>
+                <w:sz w:val="40"/>
+                <w:szCs w:val="40"/>
+              </w:rPr>
+              <w:fldChar w:fldCharType="end"/>
             </w:r>
           </w:p>
         </w:tc>
         <w:tc>
           <w:tcPr>
-            <w:tcW w:w="2418" w:type="dxa"/>
+            <w:tcW w:w="2672" w:type="dxa"/>
+            <w:tcBorders>
+              <w:left w:val="dashed" w:sz="4" w:space="0" w:color="auto"/>
+              <w:bottom w:val="single" w:sz="24" w:space="0" w:color="auto"/>
+              <w:right w:val="single" w:sz="24" w:space="0" w:color="auto"/>
+            </w:tcBorders>
           </w:tcPr>
           <w:p>
             <w:pPr>
-              <w:pStyle w:val="Grfico"/>
-              <w:ind w:right="597"/>
+              <w:ind w:left="281" w:firstLine="2"/>
               <w:jc w:val="center"/>
               <w:rPr>
-                <w:rFonts w:ascii="Arial" w:hAnsi="Arial" w:cs="Arial"/>
-                <w:b/>
-                <w:bCs/>
-                <w:color w:val="00679A"/>
-                <w:sz w:val="24"/>
-                <w:szCs w:val="24"/>
+                <w:sz w:val="40"/>
+                <w:szCs w:val="40"/>
               </w:rPr>
             </w:pPr>
             <w:r>
               <w:rPr>
-                <w:rFonts w:ascii="Arial" w:hAnsi="Arial" w:cs="Arial"/>
-                <w:b/>
-                <w:bCs/>
-                <w:color w:val="00679A"/>
-                <w:sz w:val="24"/>
-                <w:szCs w:val="24"/>
-              </w:rPr>
-              <w:t xml:space="preserve">N° </w:t>
-            </w:r>
-            <w:r>
-              <w:rPr>
-                <w:rFonts w:ascii="Arial" w:hAnsi="Arial" w:cs="Arial"/>
-                <w:b/>
-                <w:bCs/>
-                <w:color w:val="00679A"/>
-                <w:sz w:val="24"/>
-                <w:szCs w:val="24"/>
-              </w:rPr>
-              <w:t>SACOS</w:t>
+                <w:sz w:val="40"/>
+                <w:szCs w:val="40"/>
+              </w:rPr>
+              <w:fldChar w:fldCharType="begin"/>
+            </w:r>
+            <w:r>
+              <w:rPr>
+                <w:sz w:val="40"/>
+                <w:szCs w:val="40"/>
+              </w:rPr>
+              <w:instrText xml:space="preserve"> MERGEFIELD  cantidad_presentacion  \* MERGEFORMAT </w:instrText>
+            </w:r>
+            <w:r>
+              <w:rPr>
+                <w:sz w:val="40"/>
+                <w:szCs w:val="40"/>
+              </w:rPr>
+              <w:fldChar w:fldCharType="separate"/>
+            </w:r>
+            <w:r>
+              <w:rPr>
+                <w:sz w:val="40"/>
+                <w:szCs w:val="40"/>
+              </w:rPr>
+              <w:t>«cantidad_presentacion»</w:t>
+            </w:r>
+            <w:r>
+              <w:rPr>
+                <w:sz w:val="40"/>
+                <w:szCs w:val="40"/>
+              </w:rPr>
+              <w:fldChar w:fldCharType="end"/>
             </w:r>
           </w:p>
         </w:tc>
@@ -883,7 +867,7 @@
     <w:sectPr>
       <w:footerReference w:type="default" r:id="rId10"/>
       <w:pgSz w:w="8391" w:h="5953" w:orient="landscape" w:code="70"/>
-      <w:pgMar w:top="340" w:right="357" w:bottom="340" w:left="709" w:header="862" w:footer="303" w:gutter="0"/>
+      <w:pgMar w:top="0" w:right="357" w:bottom="0" w:left="709" w:header="862" w:footer="303" w:gutter="0"/>
       <w:cols w:space="720"/>
       <w:titlePg/>
       <w:docGrid w:linePitch="360"/>
